--- a/assets/documents/Alfin_Resume.docx
+++ b/assets/documents/Alfin_Resume.docx
@@ -71,7 +71,7 @@
             </w14:solidFill>
           </w14:textFill>
         </w:rPr>
-        <w:t xml:space="preserve">Indore, MP, India | </w:t>
+        <w:t xml:space="preserve">Abu Dhabi, UAE | </w:t>
       </w:r>
       <w:r>
         <w:rPr>
@@ -163,7 +163,7 @@
             </w14:solidFill>
           </w14:textFill>
         </w:rPr>
-        <w:t xml:space="preserve"> | +919232077139 | </w:t>
+        <w:t xml:space="preserve"> | +971507778320| </w:t>
       </w:r>
       <w:r>
         <w:rPr>
@@ -538,7 +538,20 @@
           <w:szCs w:val="22"/>
           <w:lang w:val="en-US"/>
         </w:rPr>
-        <w:t>Results-driven Data Professional actively developing predictive ML applications alongside 1.5+ years of applied experience architecting scalable data pipelines, deploying predictive ML models, and delivering actionable BI insights. Drove revenue and optimized workflows by processing 2M+ records using Python, SQL, and AWS.</w:t>
+        <w:t>Results-driven data professional actively developing predictive ML applications with 1.5+ years of applied experience,</w:t>
+      </w:r>
+      <w:bookmarkStart w:id="0" w:name="_GoBack"/>
+      <w:bookmarkEnd w:id="0"/>
+      <w:r>
+        <w:rPr>
+          <w:rFonts w:hint="default" w:ascii="Calibri" w:hAnsi="Calibri"/>
+          <w:b w:val="0"/>
+          <w:bCs w:val="0"/>
+          <w:sz w:val="22"/>
+          <w:szCs w:val="22"/>
+          <w:lang w:val="en-US"/>
+        </w:rPr>
+        <w:t xml:space="preserve"> architecting scalable data pipelines, deploying predictive ML models, and delivering actionable BI insights. Drove revenue and optimized workflows by processing 2M+ records using Python, SQL, and AWS.</w:t>
       </w:r>
     </w:p>
     <w:p>
@@ -765,7 +778,7 @@
           <w:szCs w:val="22"/>
           <w:lang w:val="en-US"/>
         </w:rPr>
-        <w:t xml:space="preserve"> by architecting automated web scraping pipelines (Python, Scrapy, Playwright) to systematically extract property data across 67 regional counties.</w:t>
+        <w:t xml:space="preserve"> by architecting automated web scraping pipelines (Python, Playwright) to systematically extract property data across 67 regional counties.</w:t>
       </w:r>
     </w:p>
     <w:p>
@@ -897,7 +910,7 @@
           <w:szCs w:val="22"/>
           <w:lang w:val="en-US"/>
         </w:rPr>
-        <w:t>Empowered data-driven marketing decisions by designing strategic analytics models (Excel) that matched renovation projects with incentive programs, demonstrating quantifiable customer cost savings.</w:t>
+        <w:t>Empowered data-driven marketing decisions by designing strategic analytics models (Excel) that matched home renovation projects with government incentive programs, demonstrating quantifiable customer cost savings.</w:t>
       </w:r>
     </w:p>
     <w:p>
@@ -1065,7 +1078,7 @@
           <w:szCs w:val="22"/>
           <w:lang w:val="en-US"/>
         </w:rPr>
-        <w:t>Accelerated HR screening workflows by engineering an LLM-driven synthetic data pipeline (utilizing RAG for context-aware generation via Python and Selenium) to supply robust training data for an ML resume analyzer.</w:t>
+        <w:t>Accelerated in-house HR screening workflows by engineering an LLM-driven synthetic data pipeline (using RAG for context-aware generation via Python and Selenium) to supply robust training data for an ML resume analyzer.</w:t>
       </w:r>
     </w:p>
     <w:p>
@@ -1820,20 +1833,7 @@
           <w:szCs w:val="24"/>
           <w:lang w:val="en-US"/>
         </w:rPr>
-        <w:t xml:space="preserve"> ML web app (demo link</w:t>
-      </w:r>
-      <w:bookmarkStart w:id="0" w:name="_GoBack"/>
-      <w:bookmarkEnd w:id="0"/>
-      <w:r>
-        <w:rPr>
-          <w:rFonts w:hint="default" w:ascii="Calibri" w:hAnsi="Calibri" w:cs="Calibri"/>
-          <w:b w:val="0"/>
-          <w:bCs w:val="0"/>
-          <w:sz w:val="24"/>
-          <w:szCs w:val="24"/>
-          <w:lang w:val="en-US"/>
-        </w:rPr>
-        <w:t xml:space="preserve">: </w:t>
+        <w:t xml:space="preserve"> ML web app (demo link: </w:t>
       </w:r>
       <w:r>
         <w:rPr>
@@ -2154,6 +2154,7 @@
         <w:pageBreakBefore w:val="0"/>
         <w:widowControl/>
         <w:numPr>
+          <w:ilvl w:val="0"/>
           <w:numId w:val="0"/>
         </w:numPr>
         <w:kinsoku/>
@@ -2359,29 +2360,7 @@
           <w:szCs w:val="22"/>
           <w:lang w:val="en-US"/>
         </w:rPr>
-        <w:t xml:space="preserve">Enhanced contextual translation reliability by intelligently integrating </w:t>
-      </w:r>
-      <w:r>
-        <w:rPr>
-          <w:rFonts w:hint="default" w:ascii="Calibri" w:hAnsi="Calibri"/>
-          <w:b w:val="0"/>
-          <w:bCs w:val="0"/>
-          <w:sz w:val="22"/>
-          <w:szCs w:val="22"/>
-          <w:lang w:val="en-US"/>
-        </w:rPr>
-        <w:t>OpenAI GPT-3.5</w:t>
-      </w:r>
-      <w:r>
-        <w:rPr>
-          <w:rFonts w:hint="default" w:ascii="Calibri" w:hAnsi="Calibri"/>
-          <w:b w:val="0"/>
-          <w:bCs w:val="0"/>
-          <w:sz w:val="22"/>
-          <w:szCs w:val="22"/>
-          <w:lang w:val="en-US"/>
-        </w:rPr>
-        <w:t xml:space="preserve"> to catch and refine low-confidence model predictions (</w:t>
+        <w:t>Enhanced contextual translation reliability by intelligently integrating OpenAI GPT-3.5 to catch and refine low-confidence model predictions (</w:t>
       </w:r>
       <w:r>
         <w:rPr>

--- a/assets/documents/Alfin_Resume.docx
+++ b/assets/documents/Alfin_Resume.docx
@@ -538,20 +538,7 @@
           <w:szCs w:val="22"/>
           <w:lang w:val="en-US"/>
         </w:rPr>
-        <w:t>Results-driven data professional actively developing predictive ML applications with 1.5+ years of applied experience,</w:t>
-      </w:r>
-      <w:bookmarkStart w:id="0" w:name="_GoBack"/>
-      <w:bookmarkEnd w:id="0"/>
-      <w:r>
-        <w:rPr>
-          <w:rFonts w:hint="default" w:ascii="Calibri" w:hAnsi="Calibri"/>
-          <w:b w:val="0"/>
-          <w:bCs w:val="0"/>
-          <w:sz w:val="22"/>
-          <w:szCs w:val="22"/>
-          <w:lang w:val="en-US"/>
-        </w:rPr>
-        <w:t xml:space="preserve"> architecting scalable data pipelines, deploying predictive ML models, and delivering actionable BI insights. Drove revenue and optimized workflows by processing 2M+ records using Python, SQL, and AWS.</w:t>
+        <w:t>Results-driven data professional actively developing predictive ML applications with 1.5+ years of applied experience, architecting scalable data pipelines, deploying predictive ML models, and delivering actionable BI insights. Drove revenue and optimized workflows by processing 2M+ records using Python, SQL, and AWS.</w:t>
       </w:r>
     </w:p>
     <w:p>
@@ -1935,17 +1922,8 @@
         </w:rPr>
         <w:t xml:space="preserve"> 2026 - Present</w:t>
       </w:r>
-      <w:r>
-        <w:rPr>
-          <w:rFonts w:hint="default" w:ascii="Calibri" w:hAnsi="Calibri"/>
-          <w:b w:val="0"/>
-          <w:bCs w:val="0"/>
-          <w:sz w:val="24"/>
-          <w:szCs w:val="24"/>
-          <w:lang w:val="en-US"/>
-        </w:rPr>
-        <w:t xml:space="preserve"> </w:t>
-      </w:r>
+      <w:bookmarkStart w:id="0" w:name="_GoBack"/>
+      <w:bookmarkEnd w:id="0"/>
     </w:p>
     <w:p>
       <w:pPr>
@@ -2187,6 +2165,9 @@
         <w:keepLines w:val="0"/>
         <w:pageBreakBefore w:val="0"/>
         <w:widowControl/>
+        <w:tabs>
+          <w:tab w:val="right" w:pos="10613"/>
+        </w:tabs>
         <w:kinsoku/>
         <w:wordWrap/>
         <w:overflowPunct/>
@@ -2210,7 +2191,7 @@
       </w:pPr>
       <w:r>
         <w:rPr>
-          <w:rFonts w:hint="default" w:ascii="Calibri" w:hAnsi="Calibri" w:cs="Calibri"/>
+          <w:rFonts w:hint="default" w:ascii="Calibri" w:hAnsi="Calibri"/>
           <w:b/>
           <w:bCs/>
           <w:sz w:val="24"/>
@@ -2221,14 +2202,36 @@
       </w:r>
       <w:r>
         <w:rPr>
-          <w:rFonts w:hint="default" w:ascii="Calibri" w:hAnsi="Calibri" w:cs="Calibri"/>
-          <w:b w:val="0"/>
-          <w:bCs w:val="0"/>
-          <w:sz w:val="24"/>
-          <w:szCs w:val="24"/>
-          <w:lang w:val="en-US"/>
-        </w:rPr>
-        <w:t>Enhanced ASL Gesture Interpretation</w:t>
+          <w:rFonts w:hint="default" w:ascii="Calibri" w:hAnsi="Calibri"/>
+          <w:b w:val="0"/>
+          <w:bCs w:val="0"/>
+          <w:sz w:val="24"/>
+          <w:szCs w:val="24"/>
+          <w:lang w:val="en-US"/>
+        </w:rPr>
+        <w:t>ASL Interpretation</w:t>
+      </w:r>
+      <w:r>
+        <w:rPr>
+          <w:rFonts w:hint="default" w:ascii="Calibri" w:hAnsi="Calibri" w:cs="Calibri"/>
+          <w:b/>
+          <w:bCs/>
+          <w:sz w:val="24"/>
+          <w:szCs w:val="24"/>
+          <w:lang w:val="en-US"/>
+        </w:rPr>
+        <w:tab/>
+      </w:r>
+      <w:r>
+        <w:rPr>
+          <w:rFonts w:hint="default" w:ascii="Calibri" w:hAnsi="Calibri" w:cs="Calibri"/>
+          <w:b/>
+          <w:bCs/>
+          <w:sz w:val="24"/>
+          <w:szCs w:val="24"/>
+          <w:lang w:val="en-US"/>
+        </w:rPr>
+        <w:t>January 2024 - March 2024</w:t>
       </w:r>
     </w:p>
     <w:p>
